--- a/hin/docx/019.content.docx
+++ b/hin/docx/019.content.docx
@@ -1216,7 +1216,7 @@
         <w:rPr>
           <w:lang w:val="hi_IN" w:bidi="hi_IN"/>
         </w:rPr>
-        <w:t>तलवार</w:t>
+        <w:t>तलवार धारण किए हुए इस्राएली सैनिक</w:t>
       </w:r>
       <w:r>
         <w:rPr>
@@ -1252,7 +1252,7 @@
       <w:r>
         <w:drawing>
           <wp:inline xmlns:a="http://schemas.openxmlformats.org/drawingml/2006/main" xmlns:pic="http://schemas.openxmlformats.org/drawingml/2006/picture">
-            <wp:extent cx="6096000" cy="13109677"/>
+            <wp:extent cx="6096000" cy="8095618"/>
             <wp:docPr id="10" name="Picture 10"/>
             <wp:cNvGraphicFramePr>
               <a:graphicFrameLocks noChangeAspect="1"/>
@@ -1273,7 +1273,7 @@
                   <pic:spPr>
                     <a:xfrm>
                       <a:off x="0" y="0"/>
-                      <a:ext cx="6096000" cy="13109677"/>
+                      <a:ext cx="6096000" cy="8095618"/>
                     </a:xfrm>
                     <a:prstGeom prst="rect"/>
                   </pic:spPr>
@@ -1366,7 +1366,7 @@
       <w:r>
         <w:drawing>
           <wp:inline xmlns:a="http://schemas.openxmlformats.org/drawingml/2006/main" xmlns:pic="http://schemas.openxmlformats.org/drawingml/2006/picture">
-            <wp:extent cx="6096000" cy="8095618"/>
+            <wp:extent cx="6096000" cy="11124088"/>
             <wp:docPr id="11" name="Picture 11"/>
             <wp:cNvGraphicFramePr>
               <a:graphicFrameLocks noChangeAspect="1"/>
@@ -1387,7 +1387,7 @@
                   <pic:spPr>
                     <a:xfrm>
                       <a:off x="0" y="0"/>
-                      <a:ext cx="6096000" cy="8095618"/>
+                      <a:ext cx="6096000" cy="11124088"/>
                     </a:xfrm>
                     <a:prstGeom prst="rect"/>
                   </pic:spPr>
@@ -1480,7 +1480,7 @@
       <w:r>
         <w:drawing>
           <wp:inline xmlns:a="http://schemas.openxmlformats.org/drawingml/2006/main" xmlns:pic="http://schemas.openxmlformats.org/drawingml/2006/picture">
-            <wp:extent cx="6096000" cy="11124088"/>
+            <wp:extent cx="6096000" cy="4066032"/>
             <wp:docPr id="12" name="Picture 12"/>
             <wp:cNvGraphicFramePr>
               <a:graphicFrameLocks noChangeAspect="1"/>
@@ -1501,7 +1501,7 @@
                   <pic:spPr>
                     <a:xfrm>
                       <a:off x="0" y="0"/>
-                      <a:ext cx="6096000" cy="11124088"/>
+                      <a:ext cx="6096000" cy="4066032"/>
                     </a:xfrm>
                     <a:prstGeom prst="rect"/>
                   </pic:spPr>
@@ -1558,7 +1558,7 @@
         <w:rPr>
           <w:lang w:val="hi_IN" w:bidi="hi_IN"/>
         </w:rPr>
-        <w:t>तलवार धारण किए हुए इस्राएली सैनिक</w:t>
+        <w:t>तांबे के सिक्के</w:t>
       </w:r>
       <w:r>
         <w:rPr>
@@ -1594,7 +1594,7 @@
       <w:r>
         <w:drawing>
           <wp:inline xmlns:a="http://schemas.openxmlformats.org/drawingml/2006/main" xmlns:pic="http://schemas.openxmlformats.org/drawingml/2006/picture">
-            <wp:extent cx="6096000" cy="4066032"/>
+            <wp:extent cx="6096000" cy="8128000"/>
             <wp:docPr id="13" name="Picture 13"/>
             <wp:cNvGraphicFramePr>
               <a:graphicFrameLocks noChangeAspect="1"/>
@@ -1615,7 +1615,7 @@
                   <pic:spPr>
                     <a:xfrm>
                       <a:off x="0" y="0"/>
-                      <a:ext cx="6096000" cy="4066032"/>
+                      <a:ext cx="6096000" cy="8128000"/>
                     </a:xfrm>
                     <a:prstGeom prst="rect"/>
                   </pic:spPr>
@@ -1708,7 +1708,7 @@
       <w:r>
         <w:drawing>
           <wp:inline xmlns:a="http://schemas.openxmlformats.org/drawingml/2006/main" xmlns:pic="http://schemas.openxmlformats.org/drawingml/2006/picture">
-            <wp:extent cx="6096000" cy="8128000"/>
+            <wp:extent cx="6096000" cy="4572000"/>
             <wp:docPr id="14" name="Picture 14"/>
             <wp:cNvGraphicFramePr>
               <a:graphicFrameLocks noChangeAspect="1"/>
@@ -1729,7 +1729,7 @@
                   <pic:spPr>
                     <a:xfrm>
                       <a:off x="0" y="0"/>
-                      <a:ext cx="6096000" cy="8128000"/>
+                      <a:ext cx="6096000" cy="4572000"/>
                     </a:xfrm>
                     <a:prstGeom prst="rect"/>
                   </pic:spPr>
@@ -1786,7 +1786,7 @@
         <w:rPr>
           <w:lang w:val="hi_IN" w:bidi="hi_IN"/>
         </w:rPr>
-        <w:t>तांबे के सिक्के</w:t>
+        <w:t>ताबोर पर्वत</w:t>
       </w:r>
       <w:r>
         <w:rPr>
@@ -1822,7 +1822,7 @@
       <w:r>
         <w:drawing>
           <wp:inline xmlns:a="http://schemas.openxmlformats.org/drawingml/2006/main" xmlns:pic="http://schemas.openxmlformats.org/drawingml/2006/picture">
-            <wp:extent cx="6096000" cy="4572000"/>
+            <wp:extent cx="6096000" cy="3432048"/>
             <wp:docPr id="15" name="Picture 15"/>
             <wp:cNvGraphicFramePr>
               <a:graphicFrameLocks noChangeAspect="1"/>
@@ -1843,7 +1843,7 @@
                   <pic:spPr>
                     <a:xfrm>
                       <a:off x="0" y="0"/>
-                      <a:ext cx="6096000" cy="4572000"/>
+                      <a:ext cx="6096000" cy="3432048"/>
                     </a:xfrm>
                     <a:prstGeom prst="rect"/>
                   </pic:spPr>
@@ -1900,7 +1900,7 @@
         <w:rPr>
           <w:lang w:val="hi_IN" w:bidi="hi_IN"/>
         </w:rPr>
-        <w:t>ताबोर पर्वत</w:t>
+        <w:t>ताला और चाबी</w:t>
       </w:r>
       <w:r>
         <w:rPr>
@@ -2242,7 +2242,7 @@
         <w:rPr>
           <w:lang w:val="hi_IN" w:bidi="hi_IN"/>
         </w:rPr>
-        <w:t>ताला और चाबी</w:t>
+        <w:t>तालाब</w:t>
       </w:r>
       <w:r>
         <w:rPr>
@@ -2278,7 +2278,7 @@
       <w:r>
         <w:drawing>
           <wp:inline xmlns:a="http://schemas.openxmlformats.org/drawingml/2006/main" xmlns:pic="http://schemas.openxmlformats.org/drawingml/2006/picture">
-            <wp:extent cx="6096000" cy="3432048"/>
+            <wp:extent cx="6096000" cy="4572000"/>
             <wp:docPr id="19" name="Picture 19"/>
             <wp:cNvGraphicFramePr>
               <a:graphicFrameLocks noChangeAspect="1"/>
@@ -2299,7 +2299,7 @@
                   <pic:spPr>
                     <a:xfrm>
                       <a:off x="0" y="0"/>
-                      <a:ext cx="6096000" cy="3432048"/>
+                      <a:ext cx="6096000" cy="4572000"/>
                     </a:xfrm>
                     <a:prstGeom prst="rect"/>
                   </pic:spPr>
@@ -2392,7 +2392,7 @@
       <w:r>
         <w:drawing>
           <wp:inline xmlns:a="http://schemas.openxmlformats.org/drawingml/2006/main" xmlns:pic="http://schemas.openxmlformats.org/drawingml/2006/picture">
-            <wp:extent cx="6096000" cy="4572000"/>
+            <wp:extent cx="6096000" cy="4072128"/>
             <wp:docPr id="20" name="Picture 20"/>
             <wp:cNvGraphicFramePr>
               <a:graphicFrameLocks noChangeAspect="1"/>
@@ -2413,7 +2413,7 @@
                   <pic:spPr>
                     <a:xfrm>
                       <a:off x="0" y="0"/>
-                      <a:ext cx="6096000" cy="4572000"/>
+                      <a:ext cx="6096000" cy="4072128"/>
                     </a:xfrm>
                     <a:prstGeom prst="rect"/>
                   </pic:spPr>
@@ -2506,7 +2506,7 @@
       <w:r>
         <w:drawing>
           <wp:inline xmlns:a="http://schemas.openxmlformats.org/drawingml/2006/main" xmlns:pic="http://schemas.openxmlformats.org/drawingml/2006/picture">
-            <wp:extent cx="6096000" cy="4072128"/>
+            <wp:extent cx="6096000" cy="4061460"/>
             <wp:docPr id="21" name="Picture 21"/>
             <wp:cNvGraphicFramePr>
               <a:graphicFrameLocks noChangeAspect="1"/>
@@ -2527,7 +2527,7 @@
                   <pic:spPr>
                     <a:xfrm>
                       <a:off x="0" y="0"/>
-                      <a:ext cx="6096000" cy="4072128"/>
+                      <a:ext cx="6096000" cy="4061460"/>
                     </a:xfrm>
                     <a:prstGeom prst="rect"/>
                   </pic:spPr>
@@ -2584,7 +2584,7 @@
         <w:rPr>
           <w:lang w:val="hi_IN" w:bidi="hi_IN"/>
         </w:rPr>
-        <w:t>तालाब</w:t>
+        <w:t>तावीज</w:t>
       </w:r>
       <w:r>
         <w:rPr>
@@ -2620,7 +2620,7 @@
       <w:r>
         <w:drawing>
           <wp:inline xmlns:a="http://schemas.openxmlformats.org/drawingml/2006/main" xmlns:pic="http://schemas.openxmlformats.org/drawingml/2006/picture">
-            <wp:extent cx="6096000" cy="4061460"/>
+            <wp:extent cx="6096000" cy="9139430"/>
             <wp:docPr id="22" name="Picture 22"/>
             <wp:cNvGraphicFramePr>
               <a:graphicFrameLocks noChangeAspect="1"/>
@@ -2641,7 +2641,7 @@
                   <pic:spPr>
                     <a:xfrm>
                       <a:off x="0" y="0"/>
-                      <a:ext cx="6096000" cy="4061460"/>
+                      <a:ext cx="6096000" cy="9139430"/>
                     </a:xfrm>
                     <a:prstGeom prst="rect"/>
                   </pic:spPr>
@@ -2734,7 +2734,7 @@
       <w:r>
         <w:drawing>
           <wp:inline xmlns:a="http://schemas.openxmlformats.org/drawingml/2006/main" xmlns:pic="http://schemas.openxmlformats.org/drawingml/2006/picture">
-            <wp:extent cx="6096000" cy="9139430"/>
+            <wp:extent cx="6096000" cy="9912196"/>
             <wp:docPr id="23" name="Picture 23"/>
             <wp:cNvGraphicFramePr>
               <a:graphicFrameLocks noChangeAspect="1"/>
@@ -2755,7 +2755,7 @@
                   <pic:spPr>
                     <a:xfrm>
                       <a:off x="0" y="0"/>
-                      <a:ext cx="6096000" cy="9139430"/>
+                      <a:ext cx="6096000" cy="9912196"/>
                     </a:xfrm>
                     <a:prstGeom prst="rect"/>
                   </pic:spPr>
@@ -2848,7 +2848,7 @@
       <w:r>
         <w:drawing>
           <wp:inline xmlns:a="http://schemas.openxmlformats.org/drawingml/2006/main" xmlns:pic="http://schemas.openxmlformats.org/drawingml/2006/picture">
-            <wp:extent cx="6096000" cy="9912196"/>
+            <wp:extent cx="6096000" cy="4218432"/>
             <wp:docPr id="24" name="Picture 24"/>
             <wp:cNvGraphicFramePr>
               <a:graphicFrameLocks noChangeAspect="1"/>
@@ -2869,7 +2869,7 @@
                   <pic:spPr>
                     <a:xfrm>
                       <a:off x="0" y="0"/>
-                      <a:ext cx="6096000" cy="9912196"/>
+                      <a:ext cx="6096000" cy="4218432"/>
                     </a:xfrm>
                     <a:prstGeom prst="rect"/>
                   </pic:spPr>
@@ -2926,7 +2926,7 @@
         <w:rPr>
           <w:lang w:val="hi_IN" w:bidi="hi_IN"/>
         </w:rPr>
-        <w:t>तावीज</w:t>
+        <w:t>तीन मंजिल का घर</w:t>
       </w:r>
       <w:r>
         <w:rPr>
@@ -2962,7 +2962,7 @@
       <w:r>
         <w:drawing>
           <wp:inline xmlns:a="http://schemas.openxmlformats.org/drawingml/2006/main" xmlns:pic="http://schemas.openxmlformats.org/drawingml/2006/picture">
-            <wp:extent cx="6096000" cy="4218432"/>
+            <wp:extent cx="6096000" cy="4066032"/>
             <wp:docPr id="25" name="Picture 25"/>
             <wp:cNvGraphicFramePr>
               <a:graphicFrameLocks noChangeAspect="1"/>
@@ -2983,7 +2983,7 @@
                   <pic:spPr>
                     <a:xfrm>
                       <a:off x="0" y="0"/>
-                      <a:ext cx="6096000" cy="4218432"/>
+                      <a:ext cx="6096000" cy="4066032"/>
                     </a:xfrm>
                     <a:prstGeom prst="rect"/>
                   </pic:spPr>
@@ -3040,7 +3040,7 @@
         <w:rPr>
           <w:lang w:val="hi_IN" w:bidi="hi_IN"/>
         </w:rPr>
-        <w:t>तीन मंजिल का घर</w:t>
+        <w:t>तूत का पेड़</w:t>
       </w:r>
       <w:r>
         <w:rPr>
@@ -3076,7 +3076,7 @@
       <w:r>
         <w:drawing>
           <wp:inline xmlns:a="http://schemas.openxmlformats.org/drawingml/2006/main" xmlns:pic="http://schemas.openxmlformats.org/drawingml/2006/picture">
-            <wp:extent cx="6096000" cy="4066032"/>
+            <wp:extent cx="6096000" cy="4279392"/>
             <wp:docPr id="26" name="Picture 26"/>
             <wp:cNvGraphicFramePr>
               <a:graphicFrameLocks noChangeAspect="1"/>
@@ -3097,7 +3097,7 @@
                   <pic:spPr>
                     <a:xfrm>
                       <a:off x="0" y="0"/>
-                      <a:ext cx="6096000" cy="4066032"/>
+                      <a:ext cx="6096000" cy="4279392"/>
                     </a:xfrm>
                     <a:prstGeom prst="rect"/>
                   </pic:spPr>
@@ -3190,7 +3190,7 @@
       <w:r>
         <w:drawing>
           <wp:inline xmlns:a="http://schemas.openxmlformats.org/drawingml/2006/main" xmlns:pic="http://schemas.openxmlformats.org/drawingml/2006/picture">
-            <wp:extent cx="6096000" cy="4279392"/>
+            <wp:extent cx="6096000" cy="4559808"/>
             <wp:docPr id="27" name="Picture 27"/>
             <wp:cNvGraphicFramePr>
               <a:graphicFrameLocks noChangeAspect="1"/>
@@ -3211,7 +3211,7 @@
                   <pic:spPr>
                     <a:xfrm>
                       <a:off x="0" y="0"/>
-                      <a:ext cx="6096000" cy="4279392"/>
+                      <a:ext cx="6096000" cy="4559808"/>
                     </a:xfrm>
                     <a:prstGeom prst="rect"/>
                   </pic:spPr>
@@ -3268,7 +3268,7 @@
         <w:rPr>
           <w:lang w:val="hi_IN" w:bidi="hi_IN"/>
         </w:rPr>
-        <w:t>तूत का पेड़</w:t>
+        <w:t>तेल का दीपक</w:t>
       </w:r>
       <w:r>
         <w:rPr>
@@ -3304,7 +3304,7 @@
       <w:r>
         <w:drawing>
           <wp:inline xmlns:a="http://schemas.openxmlformats.org/drawingml/2006/main" xmlns:pic="http://schemas.openxmlformats.org/drawingml/2006/picture">
-            <wp:extent cx="6096000" cy="4559808"/>
+            <wp:extent cx="6096000" cy="4005072"/>
             <wp:docPr id="28" name="Picture 28"/>
             <wp:cNvGraphicFramePr>
               <a:graphicFrameLocks noChangeAspect="1"/>
@@ -3325,7 +3325,7 @@
                   <pic:spPr>
                     <a:xfrm>
                       <a:off x="0" y="0"/>
-                      <a:ext cx="6096000" cy="4559808"/>
+                      <a:ext cx="6096000" cy="4005072"/>
                     </a:xfrm>
                     <a:prstGeom prst="rect"/>
                   </pic:spPr>
@@ -3418,7 +3418,7 @@
       <w:r>
         <w:drawing>
           <wp:inline xmlns:a="http://schemas.openxmlformats.org/drawingml/2006/main" xmlns:pic="http://schemas.openxmlformats.org/drawingml/2006/picture">
-            <wp:extent cx="6096000" cy="4005072"/>
+            <wp:extent cx="6096000" cy="3432048"/>
             <wp:docPr id="29" name="Picture 29"/>
             <wp:cNvGraphicFramePr>
               <a:graphicFrameLocks noChangeAspect="1"/>
@@ -3439,120 +3439,6 @@
                   <pic:spPr>
                     <a:xfrm>
                       <a:off x="0" y="0"/>
-                      <a:ext cx="6096000" cy="4005072"/>
-                    </a:xfrm>
-                    <a:prstGeom prst="rect"/>
-                  </pic:spPr>
-                </pic:pic>
-              </a:graphicData>
-            </a:graphic>
-          </wp:inline>
-        </w:drawing>
-      </w:r>
-    </w:p>
-    <w:p>
-      <w:pPr/>
-      <w:r>
-        <w:rPr>
-          <w:lang w:val="hi_IN" w:bidi="hi_IN"/>
-        </w:rPr>
-      </w:r>
-      <w:hyperlink r:id="rId70">
-        <w:r>
-          <w:rPr>
-            <w:lang w:val="hi_IN" w:bidi="hi_IN"/>
-          </w:rPr>
-          <w:rPr>
-            <w:color w:val="0000EE"/>
-            <w:u w:val="single"/>
-          </w:rPr>
-          <w:t>link</w:t>
-        </w:r>
-      </w:hyperlink>
-      <w:r>
-        <w:rPr>
-          <w:lang w:val="hi_IN" w:bidi="hi_IN"/>
-        </w:rPr>
-      </w:r>
-      <w:r>
-        <w:rPr>
-          <w:lang w:val="hi_IN" w:bidi="hi_IN"/>
-        </w:rPr>
-      </w:r>
-    </w:p>
-    <w:p>
-      <w:pPr/>
-      <w:r>
-        <w:rPr>
-          <w:lang w:val="hi_IN" w:bidi="hi_IN"/>
-        </w:rPr>
-      </w:r>
-    </w:p>
-    <w:p>
-      <w:pPr>
-        <w:pStyle w:val="Heading2"/>
-      </w:pPr>
-      <w:r>
-        <w:rPr>
-          <w:lang w:val="hi_IN" w:bidi="hi_IN"/>
-        </w:rPr>
-        <w:t>तेल का दीपक</w:t>
-      </w:r>
-      <w:r>
-        <w:rPr>
-          <w:lang w:val="hi_IN" w:bidi="hi_IN"/>
-        </w:rPr>
-      </w:r>
-    </w:p>
-    <w:p>
-      <w:pPr>
-        <w:pStyle w:val="Heading4"/>
-      </w:pPr>
-      <w:r>
-        <w:rPr>
-          <w:lang w:val="hi_IN" w:bidi="hi_IN"/>
-        </w:rPr>
-        <w:t>Image Content</w:t>
-      </w:r>
-      <w:r>
-        <w:rPr>
-          <w:lang w:val="hi_IN" w:bidi="hi_IN"/>
-        </w:rPr>
-      </w:r>
-    </w:p>
-    <w:p>
-      <w:pPr/>
-      <w:r>
-        <w:rPr>
-          <w:lang w:val="hi_IN" w:bidi="hi_IN"/>
-        </w:rPr>
-      </w:r>
-    </w:p>
-    <w:p>
-      <w:r>
-        <w:drawing>
-          <wp:inline xmlns:a="http://schemas.openxmlformats.org/drawingml/2006/main" xmlns:pic="http://schemas.openxmlformats.org/drawingml/2006/picture">
-            <wp:extent cx="6096000" cy="3432048"/>
-            <wp:docPr id="30" name="Picture 30"/>
-            <wp:cNvGraphicFramePr>
-              <a:graphicFrameLocks noChangeAspect="1"/>
-            </wp:cNvGraphicFramePr>
-            <a:graphic>
-              <a:graphicData uri="http://schemas.openxmlformats.org/drawingml/2006/picture">
-                <pic:pic>
-                  <pic:nvPicPr>
-                    <pic:cNvPr id="0" name="image.jpg"/>
-                    <pic:cNvPicPr/>
-                  </pic:nvPicPr>
-                  <pic:blipFill>
-                    <a:blip r:embed="rId71"/>
-                    <a:stretch>
-                      <a:fillRect/>
-                    </a:stretch>
-                  </pic:blipFill>
-                  <pic:spPr>
-                    <a:xfrm>
-                      <a:off x="0" y="0"/>
                       <a:ext cx="6096000" cy="3432048"/>
                     </a:xfrm>
                     <a:prstGeom prst="rect"/>
@@ -3571,7 +3457,7 @@
           <w:lang w:val="hi_IN" w:bidi="hi_IN"/>
         </w:rPr>
       </w:r>
-      <w:hyperlink r:id="rId72">
+      <w:hyperlink r:id="rId70">
         <w:r>
           <w:rPr>
             <w:lang w:val="hi_IN" w:bidi="hi_IN"/>
